--- a/july_2026/riverside_verb_analysis_output/riverside_analysis_summary.docx
+++ b/july_2026/riverside_verb_analysis_output/riverside_analysis_summary.docx
@@ -20,7 +20,7 @@
     </w:p>
     <w:p>
       <w:r>
-        <w:t>Total exceptions found: 3043</w:t>
+        <w:t>Total exceptions found: 3042</w:t>
       </w:r>
     </w:p>
     <w:p>
@@ -218,7 +218,7 @@
     </w:p>
     <w:p>
       <w:r>
-        <w:t>TC3_gui_complete.csv: 198 exceptions</w:t>
+        <w:t>TC3_gui_complete.csv: 197 exceptions</w:t>
       </w:r>
     </w:p>
     <w:p>
